--- a/design/图1.docx
+++ b/design/图1.docx
@@ -3196,7 +3196,13 @@
         <w:rPr>
           <w:rFonts w:hint="eastAsia"/>
         </w:rPr>
-        <w:t>Player  这孩子好像认识我一样，都快半天过去了，自我介绍都没做，但除了换衣服的时间之外，一分钟都不肯放开我</w:t>
+        <w:t xml:space="preserve">Player  </w:t>
+      </w:r>
+      <w:r>
+        <w:rPr>
+          <w:rFonts w:hint="eastAsia"/>
+        </w:rPr>
+        <w:t>这孩子好像认识我一样，都快半天过去了，自我介绍都没做，但除了换衣服的时间之外，一分钟都不肯放开我</w:t>
       </w:r>
     </w:p>
     <w:p>
